--- a/RVfpga/RVfpgaEL2/RVfpga_NexysVideo-NoDDR/Labs/Lab01/RVfpga_Lab01_VeeR-EL2_NexysVideo-NoDDR.docx
+++ b/RVfpga/RVfpgaEL2/RVfpga_NexysVideo-NoDDR/Labs/Lab01/RVfpga_Lab01_VeeR-EL2_NexysVideo-NoDDR.docx
@@ -610,6 +610,12 @@
         <w:rPr>
           <w:rFonts w:cs="Arial"/>
         </w:rPr>
+        <w:t xml:space="preserve"> Video</w:t>
+      </w:r>
+      <w:r>
+        <w:rPr>
+          <w:rFonts w:cs="Arial"/>
+        </w:rPr>
         <w:t>-DDR</w:t>
       </w:r>
       <w:r>
@@ -626,7 +632,27 @@
           <w:iCs/>
           <w:color w:val="000000" w:themeColor="text1"/>
         </w:rPr>
-        <w:t>RVfpgaEL2NexysVideoNoDDRPath</w:t>
+        <w:t>RVfpgaEL2</w:t>
+      </w:r>
+      <w:r>
+        <w:rPr>
+          <w:rStyle w:val="findhit"/>
+          <w:rFonts w:eastAsia="Arial" w:cs="Arial"/>
+          <w:i/>
+          <w:iCs/>
+          <w:color w:val="000000" w:themeColor="text1"/>
+        </w:rPr>
+        <w:t>Nexys Video</w:t>
+      </w:r>
+      <w:r>
+        <w:rPr>
+          <w:rStyle w:val="findhit"/>
+          <w:rFonts w:eastAsia="Arial" w:cs="Arial"/>
+          <w:i/>
+          <w:iCs/>
+          <w:color w:val="000000" w:themeColor="text1"/>
+        </w:rPr>
+        <w:t>VideoNoDDRPath</w:t>
       </w:r>
       <w:r>
         <w:rPr>
@@ -642,7 +668,27 @@
           <w:iCs/>
           <w:color w:val="000000" w:themeColor="text1"/>
         </w:rPr>
-        <w:t>RVfpgaEL2NexysVideoNoDDRPath</w:t>
+        <w:t>RVfpgaEL2</w:t>
+      </w:r>
+      <w:r>
+        <w:rPr>
+          <w:rStyle w:val="findhit"/>
+          <w:rFonts w:eastAsia="Arial" w:cs="Arial"/>
+          <w:i/>
+          <w:iCs/>
+          <w:color w:val="000000" w:themeColor="text1"/>
+        </w:rPr>
+        <w:t>Nexys Video</w:t>
+      </w:r>
+      <w:r>
+        <w:rPr>
+          <w:rStyle w:val="findhit"/>
+          <w:rFonts w:eastAsia="Arial" w:cs="Arial"/>
+          <w:i/>
+          <w:iCs/>
+          <w:color w:val="000000" w:themeColor="text1"/>
+        </w:rPr>
+        <w:t>VideoNoDDRPath</w:t>
       </w:r>
       <w:r>
         <w:rPr>
@@ -658,7 +704,27 @@
           <w:iCs/>
           <w:color w:val="000000" w:themeColor="text1"/>
         </w:rPr>
-        <w:t>RVfpgaEL2NexysVideoNoDDRPath</w:t>
+        <w:t>RVfpgaEL2</w:t>
+      </w:r>
+      <w:r>
+        <w:rPr>
+          <w:rStyle w:val="findhit"/>
+          <w:rFonts w:eastAsia="Arial" w:cs="Arial"/>
+          <w:i/>
+          <w:iCs/>
+          <w:color w:val="000000" w:themeColor="text1"/>
+        </w:rPr>
+        <w:t>Nexys Video</w:t>
+      </w:r>
+      <w:r>
+        <w:rPr>
+          <w:rStyle w:val="findhit"/>
+          <w:rFonts w:eastAsia="Arial" w:cs="Arial"/>
+          <w:i/>
+          <w:iCs/>
+          <w:color w:val="000000" w:themeColor="text1"/>
+        </w:rPr>
+        <w:t>VideoNoDDRPath</w:t>
       </w:r>
       <w:r>
         <w:rPr>
@@ -747,6 +813,12 @@
         <w:rPr>
           <w:b w:val="0"/>
         </w:rPr>
+        <w:t xml:space="preserve"> Video</w:t>
+      </w:r>
+      <w:r>
+        <w:rPr>
+          <w:b w:val="0"/>
+        </w:rPr>
         <w:t xml:space="preserve"> </w:t>
       </w:r>
       <w:r>
@@ -889,6 +961,12 @@
         <w:rPr>
           <w:b w:val="0"/>
         </w:rPr>
+        <w:t xml:space="preserve"> Video</w:t>
+      </w:r>
+      <w:r>
+        <w:rPr>
+          <w:b w:val="0"/>
+        </w:rPr>
         <w:t xml:space="preserve"> onto </w:t>
       </w:r>
       <w:r>
@@ -907,6 +985,12 @@
         <w:rPr>
           <w:b w:val="0"/>
         </w:rPr>
+        <w:t xml:space="preserve"> Video</w:t>
+      </w:r>
+      <w:r>
+        <w:rPr>
+          <w:b w:val="0"/>
+        </w:rPr>
         <w:t xml:space="preserve"> B</w:t>
       </w:r>
       <w:r>
@@ -950,6 +1034,12 @@
           <w:b w:val="0"/>
         </w:rPr>
         <w:t>Nexys Video</w:t>
+      </w:r>
+      <w:r>
+        <w:rPr>
+          <w:b w:val="0"/>
+        </w:rPr>
+        <w:t xml:space="preserve"> Video</w:t>
       </w:r>
       <w:r>
         <w:rPr>
@@ -1115,7 +1205,23 @@
           <w:i/>
           <w:iCs/>
         </w:rPr>
-        <w:t>RVfpgaEL2NexysVideoNoDDRPath</w:t>
+        <w:t>RVfpgaEL2</w:t>
+      </w:r>
+      <w:r>
+        <w:rPr>
+          <w:rFonts w:eastAsia="Arial" w:cs="Arial"/>
+          <w:i/>
+          <w:iCs/>
+        </w:rPr>
+        <w:t>Nexys Video</w:t>
+      </w:r>
+      <w:r>
+        <w:rPr>
+          <w:rFonts w:eastAsia="Arial" w:cs="Arial"/>
+          <w:i/>
+          <w:iCs/>
+        </w:rPr>
+        <w:t>VideoNoDDRPath</w:t>
       </w:r>
       <w:r>
         <w:rPr>
@@ -1223,7 +1329,23 @@
           <w:i/>
           <w:iCs/>
         </w:rPr>
-        <w:t>RVfpgaEL2NexysVideoNoDDRPath</w:t>
+        <w:t>RVfpgaEL2</w:t>
+      </w:r>
+      <w:r>
+        <w:rPr>
+          <w:rFonts w:eastAsia="Arial" w:cs="Arial"/>
+          <w:i/>
+          <w:iCs/>
+        </w:rPr>
+        <w:t>Nexys Video</w:t>
+      </w:r>
+      <w:r>
+        <w:rPr>
+          <w:rFonts w:eastAsia="Arial" w:cs="Arial"/>
+          <w:i/>
+          <w:iCs/>
+        </w:rPr>
+        <w:t>VideoNoDDRPath</w:t>
       </w:r>
       <w:r>
         <w:rPr>
@@ -1516,7 +1638,23 @@
           <w:i/>
           <w:iCs/>
         </w:rPr>
-        <w:t>RVfpgaEL2NexysVideoNoDDRPath</w:t>
+        <w:t>RVfpgaEL2</w:t>
+      </w:r>
+      <w:r>
+        <w:rPr>
+          <w:rFonts w:eastAsia="Arial" w:cs="Arial"/>
+          <w:i/>
+          <w:iCs/>
+        </w:rPr>
+        <w:t>Nexys Video</w:t>
+      </w:r>
+      <w:r>
+        <w:rPr>
+          <w:rFonts w:eastAsia="Arial" w:cs="Arial"/>
+          <w:i/>
+          <w:iCs/>
+        </w:rPr>
+        <w:t>VideoNoDDRPath</w:t>
       </w:r>
       <w:r>
         <w:rPr>
@@ -1596,7 +1734,7 @@
           <w:i/>
           <w:iCs/>
         </w:rPr>
-        <w:t>RVfpgaEL2NexysVideoNoDDRPath</w:t>
+        <w:t>RVfpgaEL2</w:t>
       </w:r>
       <w:r>
         <w:rPr>
@@ -1604,6 +1742,22 @@
           <w:i/>
           <w:iCs/>
         </w:rPr>
+        <w:t>Nexys Video</w:t>
+      </w:r>
+      <w:r>
+        <w:rPr>
+          <w:rFonts w:eastAsia="Arial" w:cs="Arial"/>
+          <w:i/>
+          <w:iCs/>
+        </w:rPr>
+        <w:t>VideoNoDDRPath</w:t>
+      </w:r>
+      <w:r>
+        <w:rPr>
+          <w:rFonts w:eastAsia="Arial" w:cs="Arial"/>
+          <w:i/>
+          <w:iCs/>
+        </w:rPr>
         <w:t>]/common</w:t>
       </w:r>
       <w:r>
@@ -1644,7 +1798,7 @@
           <w:i/>
           <w:iCs/>
         </w:rPr>
-        <w:t>RVfpgaEL2NexysVideoNoDDRPath</w:t>
+        <w:t>RVfpgaEL2</w:t>
       </w:r>
       <w:r>
         <w:rPr>
@@ -1652,6 +1806,22 @@
           <w:i/>
           <w:iCs/>
         </w:rPr>
+        <w:t>Nexys Video</w:t>
+      </w:r>
+      <w:r>
+        <w:rPr>
+          <w:rFonts w:eastAsia="Arial" w:cs="Arial"/>
+          <w:i/>
+          <w:iCs/>
+        </w:rPr>
+        <w:t>VideoNoDDRPath</w:t>
+      </w:r>
+      <w:r>
+        <w:rPr>
+          <w:rFonts w:eastAsia="Arial" w:cs="Arial"/>
+          <w:i/>
+          <w:iCs/>
+        </w:rPr>
         <w:t>]/</w:t>
       </w:r>
       <w:r>
@@ -1753,7 +1923,23 @@
           <w:i/>
           <w:iCs/>
         </w:rPr>
-        <w:t>RVfpgaEL2NexysVideoNoDDRPath</w:t>
+        <w:t>RVfpgaEL2</w:t>
+      </w:r>
+      <w:r>
+        <w:rPr>
+          <w:rFonts w:eastAsia="Arial" w:cs="Arial"/>
+          <w:i/>
+          <w:iCs/>
+        </w:rPr>
+        <w:t>Nexys Video</w:t>
+      </w:r>
+      <w:r>
+        <w:rPr>
+          <w:rFonts w:eastAsia="Arial" w:cs="Arial"/>
+          <w:i/>
+          <w:iCs/>
+        </w:rPr>
+        <w:t>VideoNoDDRPath</w:t>
       </w:r>
       <w:r>
         <w:rPr>
@@ -1848,7 +2034,23 @@
           <w:i/>
           <w:iCs/>
         </w:rPr>
-        <w:t>RVfpgaEL2NexysVideoNoDDRPath</w:t>
+        <w:t>RVfpgaEL2</w:t>
+      </w:r>
+      <w:r>
+        <w:rPr>
+          <w:rFonts w:eastAsia="Arial" w:cs="Arial"/>
+          <w:i/>
+          <w:iCs/>
+        </w:rPr>
+        <w:t>Nexys Video</w:t>
+      </w:r>
+      <w:r>
+        <w:rPr>
+          <w:rFonts w:eastAsia="Arial" w:cs="Arial"/>
+          <w:i/>
+          <w:iCs/>
+        </w:rPr>
+        <w:t>VideoNoDDRPath</w:t>
       </w:r>
       <w:r>
         <w:rPr>
@@ -2026,7 +2228,7 @@
           <w:lang w:val="es-ES" w:eastAsia="es-ES"/>
         </w:rPr>
         <w:drawing>
-          <wp:inline distT="0" distB="0" distL="0" distR="0" wp14:anchorId="71B6E813" wp14:editId="16A50420">
+          <wp:inline distT="0" distB="0" distL="0" distR="0" wp14:anchorId="71B6E813" wp14:editId="24098E11">
             <wp:extent cx="5452685" cy="2068573"/>
             <wp:effectExtent l="0" t="0" r="0" b="0"/>
             <wp:docPr id="1216422317" name="Picture 1216422317"/>
@@ -2142,7 +2344,23 @@
           <w:b w:val="0"/>
           <w:i/>
         </w:rPr>
-        <w:t>RVfpgaEL2NexysVideoNoDDRPath</w:t>
+        <w:t>RVfpgaEL2</w:t>
+      </w:r>
+      <w:r>
+        <w:rPr>
+          <w:rFonts w:eastAsia="Arial" w:cs="Arial"/>
+          <w:b w:val="0"/>
+          <w:i/>
+        </w:rPr>
+        <w:t>Nexys Video</w:t>
+      </w:r>
+      <w:r>
+        <w:rPr>
+          <w:rFonts w:eastAsia="Arial" w:cs="Arial"/>
+          <w:b w:val="0"/>
+          <w:i/>
+        </w:rPr>
+        <w:t>VideoNoDDRPath</w:t>
       </w:r>
       <w:r>
         <w:rPr>
@@ -3615,7 +3833,23 @@
           <w:b w:val="0"/>
           <w:i/>
         </w:rPr>
-        <w:t>RVfpgaEL2NexysVideoNoDDRPath</w:t>
+        <w:t>RVfpgaEL2</w:t>
+      </w:r>
+      <w:r>
+        <w:rPr>
+          <w:rFonts w:ascii="Courier New" w:hAnsi="Courier New" w:cs="Courier New"/>
+          <w:b w:val="0"/>
+          <w:i/>
+        </w:rPr>
+        <w:t>Nexys Video</w:t>
+      </w:r>
+      <w:r>
+        <w:rPr>
+          <w:rFonts w:ascii="Courier New" w:hAnsi="Courier New" w:cs="Courier New"/>
+          <w:b w:val="0"/>
+          <w:i/>
+        </w:rPr>
+        <w:t>VideoNoDDRPath</w:t>
       </w:r>
       <w:r>
         <w:rPr>
@@ -4061,6 +4295,12 @@
         <w:rPr>
           <w:b w:val="0"/>
         </w:rPr>
+        <w:t xml:space="preserve"> Video</w:t>
+      </w:r>
+      <w:r>
+        <w:rPr>
+          <w:b w:val="0"/>
+        </w:rPr>
         <w:t xml:space="preserve"> FPGA board</w:t>
       </w:r>
       <w:r>
@@ -4291,6 +4531,12 @@
         <w:rPr>
           <w:b w:val="0"/>
         </w:rPr>
+        <w:t xml:space="preserve"> Video</w:t>
+      </w:r>
+      <w:r>
+        <w:rPr>
+          <w:b w:val="0"/>
+        </w:rPr>
         <w:t xml:space="preserve"> board. The </w:t>
       </w:r>
       <w:r>
@@ -4321,6 +4567,12 @@
         <w:rPr>
           <w:b w:val="0"/>
         </w:rPr>
+        <w:t xml:space="preserve"> Video</w:t>
+      </w:r>
+      <w:r>
+        <w:rPr>
+          <w:b w:val="0"/>
+        </w:rPr>
         <w:t xml:space="preserve"> and the </w:t>
       </w:r>
       <w:r>
@@ -4351,6 +4603,12 @@
         <w:rPr>
           <w:b w:val="0"/>
         </w:rPr>
+        <w:t xml:space="preserve"> Video</w:t>
+      </w:r>
+      <w:r>
+        <w:rPr>
+          <w:b w:val="0"/>
+        </w:rPr>
         <w:t>.</w:t>
       </w:r>
     </w:p>
@@ -4434,6 +4692,12 @@
           <w:b w:val="0"/>
         </w:rPr>
         <w:t>Nexys Video</w:t>
+      </w:r>
+      <w:r>
+        <w:rPr>
+          <w:b w:val="0"/>
+        </w:rPr>
+        <w:t xml:space="preserve"> Video</w:t>
       </w:r>
       <w:r>
         <w:rPr>
@@ -4492,6 +4756,12 @@
           <w:b w:val="0"/>
         </w:rPr>
         <w:t>Nexys Video</w:t>
+      </w:r>
+      <w:r>
+        <w:rPr>
+          <w:b w:val="0"/>
+        </w:rPr>
+        <w:t xml:space="preserve"> Video</w:t>
       </w:r>
       <w:r>
         <w:rPr>
@@ -4542,7 +4812,7 @@
           <v:shape id="_x0000_i1025" type="#_x0000_t75" alt="" style="width:422.45pt;height:244.25pt;mso-width-percent:0;mso-height-percent:0;mso-width-percent:0;mso-height-percent:0" o:ole="">
             <v:imagedata r:id="rId17" o:title=""/>
           </v:shape>
-          <o:OLEObject Type="Embed" ProgID="Visio.Drawing.15" ShapeID="_x0000_i1025" DrawAspect="Content" ObjectID="_1821804138" r:id="rId18"/>
+          <o:OLEObject Type="Embed" ProgID="Visio.Drawing.15" ShapeID="_x0000_i1025" DrawAspect="Content" ObjectID="_1821806306" r:id="rId18"/>
         </w:object>
       </w:r>
     </w:p>
@@ -4584,6 +4854,9 @@
       </w:r>
       <w:r>
         <w:t>Nexys Video</w:t>
+      </w:r>
+      <w:r>
+        <w:t xml:space="preserve"> Video</w:t>
       </w:r>
       <w:r>
         <w:t xml:space="preserve"> FPGA board</w:t>
@@ -5097,12 +5370,18 @@
         <w:t>Nexys Video</w:t>
       </w:r>
       <w:r>
+        <w:t xml:space="preserve"> Video</w:t>
+      </w:r>
+      <w:r>
         <w:t xml:space="preserve"> onto the </w:t>
       </w:r>
       <w:r>
         <w:t>Nexys Video</w:t>
       </w:r>
       <w:r>
+        <w:t xml:space="preserve"> Video</w:t>
+      </w:r>
+      <w:r>
         <w:t xml:space="preserve"> Board and compile, download, and run a C program </w:t>
       </w:r>
       <w:r>
@@ -5117,6 +5396,9 @@
       <w:r>
         <w:t>Nexys Video</w:t>
       </w:r>
+      <w:r>
+        <w:t xml:space="preserve"> Video</w:t>
+      </w:r>
     </w:p>
     <w:p>
       <w:pPr>
@@ -5165,6 +5447,12 @@
           <w:b w:val="0"/>
         </w:rPr>
         <w:t>Nexys Video</w:t>
+      </w:r>
+      <w:r>
+        <w:rPr>
+          <w:b w:val="0"/>
+        </w:rPr>
+        <w:t xml:space="preserve"> Video</w:t>
       </w:r>
       <w:r>
         <w:rPr>
@@ -5325,7 +5613,17 @@
           <w:color w:val="000000" w:themeColor="text1"/>
           <w:szCs w:val="22"/>
         </w:rPr>
-        <w:t xml:space="preserve">Nexys </w:t>
+        <w:t>Nexys Video</w:t>
+      </w:r>
+      <w:r>
+        <w:rPr>
+          <w:rFonts w:eastAsia="Arial" w:cs="Arial"/>
+          <w:b w:val="0"/>
+          <w:iCs w:val="0"/>
+          <w:color w:val="000000" w:themeColor="text1"/>
+          <w:szCs w:val="22"/>
+        </w:rPr>
+        <w:t xml:space="preserve"> </w:t>
       </w:r>
       <w:r>
         <w:rPr>
@@ -5468,6 +5766,12 @@
           <w:b w:val="0"/>
         </w:rPr>
         <w:t>Nexys Video</w:t>
+      </w:r>
+      <w:r>
+        <w:rPr>
+          <w:b w:val="0"/>
+        </w:rPr>
+        <w:t xml:space="preserve"> Video</w:t>
       </w:r>
       <w:r>
         <w:rPr>
@@ -5843,7 +6147,23 @@
           <w:i/>
           <w:iCs/>
         </w:rPr>
-        <w:t>RVfpgaEL2NexysVideoNoDDRPath</w:t>
+        <w:t>RVfpgaEL2</w:t>
+      </w:r>
+      <w:r>
+        <w:rPr>
+          <w:rFonts w:eastAsia="Arial" w:cs="Arial"/>
+          <w:i/>
+          <w:iCs/>
+        </w:rPr>
+        <w:t>Nexys Video</w:t>
+      </w:r>
+      <w:r>
+        <w:rPr>
+          <w:rFonts w:eastAsia="Arial" w:cs="Arial"/>
+          <w:i/>
+          <w:iCs/>
+        </w:rPr>
+        <w:t>VideoNoDDRPath</w:t>
       </w:r>
       <w:r>
         <w:rPr>
@@ -5882,7 +6202,23 @@
           <w:i/>
           <w:iCs/>
         </w:rPr>
-        <w:t>RVfpgaEL2NexysVideoNoDDRPath</w:t>
+        <w:t>RVfpgaEL2</w:t>
+      </w:r>
+      <w:r>
+        <w:rPr>
+          <w:rFonts w:eastAsia="Arial" w:cs="Arial"/>
+          <w:i/>
+          <w:iCs/>
+        </w:rPr>
+        <w:t>Nexys Video</w:t>
+      </w:r>
+      <w:r>
+        <w:rPr>
+          <w:rFonts w:eastAsia="Arial" w:cs="Arial"/>
+          <w:i/>
+          <w:iCs/>
+        </w:rPr>
+        <w:t>VideoNoDDRPath</w:t>
       </w:r>
       <w:r>
         <w:rPr>
@@ -6096,6 +6432,12 @@
         <w:rPr>
           <w:b w:val="0"/>
         </w:rPr>
+        <w:t xml:space="preserve"> Video</w:t>
+      </w:r>
+      <w:r>
+        <w:rPr>
+          <w:b w:val="0"/>
+        </w:rPr>
         <w:t xml:space="preserve"> board connected to your computer and </w:t>
       </w:r>
       <w:r>
@@ -6126,6 +6468,12 @@
         <w:rPr>
           <w:b w:val="0"/>
         </w:rPr>
+        <w:t xml:space="preserve"> Video</w:t>
+      </w:r>
+      <w:r>
+        <w:rPr>
+          <w:b w:val="0"/>
+        </w:rPr>
         <w:t xml:space="preserve"> onto the board between </w:t>
       </w:r>
       <w:r>
@@ -6150,6 +6498,12 @@
         <w:rPr>
           <w:b w:val="0"/>
         </w:rPr>
+        <w:t xml:space="preserve"> Video</w:t>
+      </w:r>
+      <w:r>
+        <w:rPr>
+          <w:b w:val="0"/>
+        </w:rPr>
         <w:t xml:space="preserve"> board, you will need to reload </w:t>
       </w:r>
       <w:r>
@@ -6163,6 +6517,12 @@
           <w:b w:val="0"/>
         </w:rPr>
         <w:t>Nexys Video</w:t>
+      </w:r>
+      <w:r>
+        <w:rPr>
+          <w:b w:val="0"/>
+        </w:rPr>
+        <w:t xml:space="preserve"> Video</w:t>
       </w:r>
       <w:r>
         <w:rPr>
@@ -9097,10 +9457,12 @@
       </w:r>
     </w:p>
     <w:sectPr>
-      <w:headerReference w:type="default" r:id="rId23"/>
-      <w:footerReference w:type="default" r:id="rId24"/>
-      <w:headerReference w:type="first" r:id="rId25"/>
-      <w:footerReference w:type="first" r:id="rId26"/>
+      <w:headerReference w:type="even" r:id="rId23"/>
+      <w:headerReference w:type="default" r:id="rId24"/>
+      <w:footerReference w:type="even" r:id="rId25"/>
+      <w:footerReference w:type="default" r:id="rId26"/>
+      <w:headerReference w:type="first" r:id="rId27"/>
+      <w:footerReference w:type="first" r:id="rId28"/>
       <w:pgSz w:w="11906" w:h="16838"/>
       <w:pgMar w:top="1800" w:right="1440" w:bottom="1440" w:left="1440" w:header="706" w:footer="389" w:gutter="0"/>
       <w:cols w:space="720"/>
@@ -9132,6 +9494,16 @@
 </file>
 
 <file path=word/footer1.xml><?xml version="1.0" encoding="utf-8"?>
+<w:ftr xmlns:wpc="http://schemas.microsoft.com/office/word/2010/wordprocessingCanvas" xmlns:cx="http://schemas.microsoft.com/office/drawing/2014/chartex" xmlns:cx1="http://schemas.microsoft.com/office/drawing/2015/9/8/chartex" xmlns:cx2="http://schemas.microsoft.com/office/drawing/2015/10/21/chartex" xmlns:cx3="http://schemas.microsoft.com/office/drawing/2016/5/9/chartex" xmlns:cx4="http://schemas.microsoft.com/office/drawing/2016/5/10/chartex" xmlns:cx5="http://schemas.microsoft.com/office/drawing/2016/5/11/chartex" xmlns:cx6="http://schemas.microsoft.com/office/drawing/2016/5/12/chartex" xmlns:cx7="http://schemas.microsoft.com/office/drawing/2016/5/13/chartex" xmlns:cx8="http://schemas.microsoft.com/office/drawing/2016/5/14/chartex" xmlns:mc="http://schemas.openxmlformats.org/markup-compatibility/2006" xmlns:aink="http://schemas.microsoft.com/office/drawing/2016/ink" xmlns:am3d="http://schemas.microsoft.com/office/drawing/2017/model3d" xmlns:o="urn:schemas-microsoft-com:office:office" xmlns:oel="http://schemas.microsoft.com/office/2019/extlst" xmlns:r="http://schemas.openxmlformats.org/officeDocument/2006/relationships" xmlns:m="http://schemas.openxmlformats.org/officeDocument/2006/math" xmlns:v="urn:schemas-microsoft-com:vml" xmlns:wp14="http://schemas.microsoft.com/office/word/2010/wordprocessingDrawing" xmlns:wp="http://schemas.openxmlformats.org/drawingml/2006/wordprocessingDrawing" xmlns:w10="urn:schemas-microsoft-com:office:word" xmlns:w="http://schemas.openxmlformats.org/wordprocessingml/2006/main" xmlns:w14="http://schemas.microsoft.com/office/word/2010/wordml" xmlns:w15="http://schemas.microsoft.com/office/word/2012/wordml" xmlns:w16cex="http://schemas.microsoft.com/office/word/2018/wordml/cex" xmlns:w16cid="http://schemas.microsoft.com/office/word/2016/wordml/cid" xmlns:w16="http://schemas.microsoft.com/office/word/2018/wordml" xmlns:w16du="http://schemas.microsoft.com/office/word/2023/wordml/word16du" xmlns:w16sdtdh="http://schemas.microsoft.com/office/word/2020/wordml/sdtdatahash" xmlns:w16sdtfl="http://schemas.microsoft.com/office/word/2024/wordml/sdtformatlock" xmlns:w16se="http://schemas.microsoft.com/office/word/2015/wordml/symex" xmlns:wpg="http://schemas.microsoft.com/office/word/2010/wordprocessingGroup" xmlns:wpi="http://schemas.microsoft.com/office/word/2010/wordprocessingInk" xmlns:wne="http://schemas.microsoft.com/office/word/2006/wordml" xmlns:wps="http://schemas.microsoft.com/office/word/2010/wordprocessingShape" mc:Ignorable="w14 w15 w16se w16cid w16 w16cex w16sdtdh w16sdtfl w16du wp14">
+  <w:p>
+    <w:pPr>
+      <w:pStyle w:val="a9"/>
+    </w:pPr>
+  </w:p>
+</w:ftr>
+</file>
+
+<file path=word/footer2.xml><?xml version="1.0" encoding="utf-8"?>
 <w:ftr xmlns:wpc="http://schemas.microsoft.com/office/word/2010/wordprocessingCanvas" xmlns:cx="http://schemas.microsoft.com/office/drawing/2014/chartex" xmlns:cx1="http://schemas.microsoft.com/office/drawing/2015/9/8/chartex" xmlns:cx2="http://schemas.microsoft.com/office/drawing/2015/10/21/chartex" xmlns:cx3="http://schemas.microsoft.com/office/drawing/2016/5/9/chartex" xmlns:cx4="http://schemas.microsoft.com/office/drawing/2016/5/10/chartex" xmlns:cx5="http://schemas.microsoft.com/office/drawing/2016/5/11/chartex" xmlns:cx6="http://schemas.microsoft.com/office/drawing/2016/5/12/chartex" xmlns:cx7="http://schemas.microsoft.com/office/drawing/2016/5/13/chartex" xmlns:cx8="http://schemas.microsoft.com/office/drawing/2016/5/14/chartex" xmlns:mc="http://schemas.openxmlformats.org/markup-compatibility/2006" xmlns:aink="http://schemas.microsoft.com/office/drawing/2016/ink" xmlns:am3d="http://schemas.microsoft.com/office/drawing/2017/model3d" xmlns:o="urn:schemas-microsoft-com:office:office" xmlns:oel="http://schemas.microsoft.com/office/2019/extlst" xmlns:r="http://schemas.openxmlformats.org/officeDocument/2006/relationships" xmlns:m="http://schemas.openxmlformats.org/officeDocument/2006/math" xmlns:v="urn:schemas-microsoft-com:vml" xmlns:wp14="http://schemas.microsoft.com/office/word/2010/wordprocessingDrawing" xmlns:wp="http://schemas.openxmlformats.org/drawingml/2006/wordprocessingDrawing" xmlns:w10="urn:schemas-microsoft-com:office:word" xmlns:w="http://schemas.openxmlformats.org/wordprocessingml/2006/main" xmlns:w14="http://schemas.microsoft.com/office/word/2010/wordml" xmlns:w15="http://schemas.microsoft.com/office/word/2012/wordml" xmlns:w16cex="http://schemas.microsoft.com/office/word/2018/wordml/cex" xmlns:w16cid="http://schemas.microsoft.com/office/word/2016/wordml/cid" xmlns:w16="http://schemas.microsoft.com/office/word/2018/wordml" xmlns:w16du="http://schemas.microsoft.com/office/word/2023/wordml/word16du" xmlns:w16sdtdh="http://schemas.microsoft.com/office/word/2020/wordml/sdtdatahash" xmlns:w16sdtfl="http://schemas.microsoft.com/office/word/2024/wordml/sdtformatlock" xmlns:w16se="http://schemas.microsoft.com/office/word/2015/wordml/symex" xmlns:wpg="http://schemas.microsoft.com/office/word/2010/wordprocessingGroup" xmlns:wpi="http://schemas.microsoft.com/office/word/2010/wordprocessingInk" xmlns:wne="http://schemas.microsoft.com/office/word/2006/wordml" xmlns:wps="http://schemas.microsoft.com/office/word/2010/wordprocessingShape" mc:Ignorable="w14 w15 w16se w16cid w16 w16cex w16sdtdh w16sdtfl w16du wp14">
   <w:p>
     <w:pPr>
@@ -9262,7 +9634,7 @@
 </w:ftr>
 </file>
 
-<file path=word/footer2.xml><?xml version="1.0" encoding="utf-8"?>
+<file path=word/footer3.xml><?xml version="1.0" encoding="utf-8"?>
 <w:ftr xmlns:wpc="http://schemas.microsoft.com/office/word/2010/wordprocessingCanvas" xmlns:cx="http://schemas.microsoft.com/office/drawing/2014/chartex" xmlns:cx1="http://schemas.microsoft.com/office/drawing/2015/9/8/chartex" xmlns:cx2="http://schemas.microsoft.com/office/drawing/2015/10/21/chartex" xmlns:cx3="http://schemas.microsoft.com/office/drawing/2016/5/9/chartex" xmlns:cx4="http://schemas.microsoft.com/office/drawing/2016/5/10/chartex" xmlns:cx5="http://schemas.microsoft.com/office/drawing/2016/5/11/chartex" xmlns:cx6="http://schemas.microsoft.com/office/drawing/2016/5/12/chartex" xmlns:cx7="http://schemas.microsoft.com/office/drawing/2016/5/13/chartex" xmlns:cx8="http://schemas.microsoft.com/office/drawing/2016/5/14/chartex" xmlns:mc="http://schemas.openxmlformats.org/markup-compatibility/2006" xmlns:aink="http://schemas.microsoft.com/office/drawing/2016/ink" xmlns:am3d="http://schemas.microsoft.com/office/drawing/2017/model3d" xmlns:o="urn:schemas-microsoft-com:office:office" xmlns:oel="http://schemas.microsoft.com/office/2019/extlst" xmlns:r="http://schemas.openxmlformats.org/officeDocument/2006/relationships" xmlns:m="http://schemas.openxmlformats.org/officeDocument/2006/math" xmlns:v="urn:schemas-microsoft-com:vml" xmlns:wp14="http://schemas.microsoft.com/office/word/2010/wordprocessingDrawing" xmlns:wp="http://schemas.openxmlformats.org/drawingml/2006/wordprocessingDrawing" xmlns:w10="urn:schemas-microsoft-com:office:word" xmlns:w="http://schemas.openxmlformats.org/wordprocessingml/2006/main" xmlns:w14="http://schemas.microsoft.com/office/word/2010/wordml" xmlns:w15="http://schemas.microsoft.com/office/word/2012/wordml" xmlns:w16cex="http://schemas.microsoft.com/office/word/2018/wordml/cex" xmlns:w16cid="http://schemas.microsoft.com/office/word/2016/wordml/cid" xmlns:w16="http://schemas.microsoft.com/office/word/2018/wordml" xmlns:w16du="http://schemas.microsoft.com/office/word/2023/wordml/word16du" xmlns:w16sdtdh="http://schemas.microsoft.com/office/word/2020/wordml/sdtdatahash" xmlns:w16sdtfl="http://schemas.microsoft.com/office/word/2024/wordml/sdtformatlock" xmlns:w16se="http://schemas.microsoft.com/office/word/2015/wordml/symex" xmlns:wpg="http://schemas.microsoft.com/office/word/2010/wordprocessingGroup" xmlns:wpi="http://schemas.microsoft.com/office/word/2010/wordprocessingInk" xmlns:wne="http://schemas.microsoft.com/office/word/2006/wordml" xmlns:wps="http://schemas.microsoft.com/office/word/2010/wordprocessingShape" mc:Ignorable="w14 w15 w16se w16cid w16 w16cex w16sdtdh w16sdtfl w16du wp14">
   <w:p>
     <w:pPr>
@@ -9366,6 +9738,16 @@
     <w:pPr>
       <w:pStyle w:val="ab"/>
     </w:pPr>
+  </w:p>
+</w:hdr>
+</file>
+
+<file path=word/header2.xml><?xml version="1.0" encoding="utf-8"?>
+<w:hdr xmlns:wpc="http://schemas.microsoft.com/office/word/2010/wordprocessingCanvas" xmlns:cx="http://schemas.microsoft.com/office/drawing/2014/chartex" xmlns:cx1="http://schemas.microsoft.com/office/drawing/2015/9/8/chartex" xmlns:cx2="http://schemas.microsoft.com/office/drawing/2015/10/21/chartex" xmlns:cx3="http://schemas.microsoft.com/office/drawing/2016/5/9/chartex" xmlns:cx4="http://schemas.microsoft.com/office/drawing/2016/5/10/chartex" xmlns:cx5="http://schemas.microsoft.com/office/drawing/2016/5/11/chartex" xmlns:cx6="http://schemas.microsoft.com/office/drawing/2016/5/12/chartex" xmlns:cx7="http://schemas.microsoft.com/office/drawing/2016/5/13/chartex" xmlns:cx8="http://schemas.microsoft.com/office/drawing/2016/5/14/chartex" xmlns:mc="http://schemas.openxmlformats.org/markup-compatibility/2006" xmlns:aink="http://schemas.microsoft.com/office/drawing/2016/ink" xmlns:am3d="http://schemas.microsoft.com/office/drawing/2017/model3d" xmlns:o="urn:schemas-microsoft-com:office:office" xmlns:oel="http://schemas.microsoft.com/office/2019/extlst" xmlns:r="http://schemas.openxmlformats.org/officeDocument/2006/relationships" xmlns:m="http://schemas.openxmlformats.org/officeDocument/2006/math" xmlns:v="urn:schemas-microsoft-com:vml" xmlns:wp14="http://schemas.microsoft.com/office/word/2010/wordprocessingDrawing" xmlns:wp="http://schemas.openxmlformats.org/drawingml/2006/wordprocessingDrawing" xmlns:w10="urn:schemas-microsoft-com:office:word" xmlns:w="http://schemas.openxmlformats.org/wordprocessingml/2006/main" xmlns:w14="http://schemas.microsoft.com/office/word/2010/wordml" xmlns:w15="http://schemas.microsoft.com/office/word/2012/wordml" xmlns:w16cex="http://schemas.microsoft.com/office/word/2018/wordml/cex" xmlns:w16cid="http://schemas.microsoft.com/office/word/2016/wordml/cid" xmlns:w16="http://schemas.microsoft.com/office/word/2018/wordml" xmlns:w16du="http://schemas.microsoft.com/office/word/2023/wordml/word16du" xmlns:w16sdtdh="http://schemas.microsoft.com/office/word/2020/wordml/sdtdatahash" xmlns:w16sdtfl="http://schemas.microsoft.com/office/word/2024/wordml/sdtformatlock" xmlns:w16se="http://schemas.microsoft.com/office/word/2015/wordml/symex" xmlns:wpg="http://schemas.microsoft.com/office/word/2010/wordprocessingGroup" xmlns:wpi="http://schemas.microsoft.com/office/word/2010/wordprocessingInk" xmlns:wne="http://schemas.microsoft.com/office/word/2006/wordml" xmlns:wps="http://schemas.microsoft.com/office/word/2010/wordprocessingShape" mc:Ignorable="w14 w15 w16se w16cid w16 w16cex w16sdtdh w16sdtfl w16du wp14">
+  <w:p>
+    <w:pPr>
+      <w:pStyle w:val="ab"/>
+    </w:pPr>
     <w:r>
       <w:rPr>
         <w:noProof/>
@@ -9422,7 +9804,7 @@
 </w:hdr>
 </file>
 
-<file path=word/header2.xml><?xml version="1.0" encoding="utf-8"?>
+<file path=word/header3.xml><?xml version="1.0" encoding="utf-8"?>
 <w:hdr xmlns:wpc="http://schemas.microsoft.com/office/word/2010/wordprocessingCanvas" xmlns:cx="http://schemas.microsoft.com/office/drawing/2014/chartex" xmlns:cx1="http://schemas.microsoft.com/office/drawing/2015/9/8/chartex" xmlns:cx2="http://schemas.microsoft.com/office/drawing/2015/10/21/chartex" xmlns:cx3="http://schemas.microsoft.com/office/drawing/2016/5/9/chartex" xmlns:cx4="http://schemas.microsoft.com/office/drawing/2016/5/10/chartex" xmlns:cx5="http://schemas.microsoft.com/office/drawing/2016/5/11/chartex" xmlns:cx6="http://schemas.microsoft.com/office/drawing/2016/5/12/chartex" xmlns:cx7="http://schemas.microsoft.com/office/drawing/2016/5/13/chartex" xmlns:cx8="http://schemas.microsoft.com/office/drawing/2016/5/14/chartex" xmlns:mc="http://schemas.openxmlformats.org/markup-compatibility/2006" xmlns:aink="http://schemas.microsoft.com/office/drawing/2016/ink" xmlns:am3d="http://schemas.microsoft.com/office/drawing/2017/model3d" xmlns:o="urn:schemas-microsoft-com:office:office" xmlns:oel="http://schemas.microsoft.com/office/2019/extlst" xmlns:r="http://schemas.openxmlformats.org/officeDocument/2006/relationships" xmlns:m="http://schemas.openxmlformats.org/officeDocument/2006/math" xmlns:v="urn:schemas-microsoft-com:vml" xmlns:wp14="http://schemas.microsoft.com/office/word/2010/wordprocessingDrawing" xmlns:wp="http://schemas.openxmlformats.org/drawingml/2006/wordprocessingDrawing" xmlns:w10="urn:schemas-microsoft-com:office:word" xmlns:w="http://schemas.openxmlformats.org/wordprocessingml/2006/main" xmlns:w14="http://schemas.microsoft.com/office/word/2010/wordml" xmlns:w15="http://schemas.microsoft.com/office/word/2012/wordml" xmlns:w16cex="http://schemas.microsoft.com/office/word/2018/wordml/cex" xmlns:w16cid="http://schemas.microsoft.com/office/word/2016/wordml/cid" xmlns:w16="http://schemas.microsoft.com/office/word/2018/wordml" xmlns:w16du="http://schemas.microsoft.com/office/word/2023/wordml/word16du" xmlns:w16sdtdh="http://schemas.microsoft.com/office/word/2020/wordml/sdtdatahash" xmlns:w16sdtfl="http://schemas.microsoft.com/office/word/2024/wordml/sdtformatlock" xmlns:w16se="http://schemas.microsoft.com/office/word/2015/wordml/symex" xmlns:wpg="http://schemas.microsoft.com/office/word/2010/wordprocessingGroup" xmlns:wpi="http://schemas.microsoft.com/office/word/2010/wordprocessingInk" xmlns:wne="http://schemas.microsoft.com/office/word/2006/wordml" xmlns:wps="http://schemas.microsoft.com/office/word/2010/wordprocessingShape" mc:Ignorable="w14 w15 w16se w16cid w16 w16cex w16sdtdh w16sdtfl w16du wp14">
   <w:tbl>
     <w:tblPr>

--- a/RVfpga/RVfpgaEL2/RVfpga_NexysVideo-NoDDR/Labs/Lab01/RVfpga_Lab01_VeeR-EL2_NexysVideo-NoDDR.docx
+++ b/RVfpga/RVfpgaEL2/RVfpga_NexysVideo-NoDDR/Labs/Lab01/RVfpga_Lab01_VeeR-EL2_NexysVideo-NoDDR.docx
@@ -604,18 +604,30 @@
         <w:rPr>
           <w:rFonts w:cs="Arial"/>
         </w:rPr>
-        <w:t>Nexys Video</w:t>
+        <w:t xml:space="preserve">Nexys </w:t>
       </w:r>
       <w:r>
         <w:rPr>
           <w:rFonts w:cs="Arial"/>
         </w:rPr>
-        <w:t xml:space="preserve"> Video</w:t>
+        <w:t>Video</w:t>
       </w:r>
       <w:r>
         <w:rPr>
           <w:rFonts w:cs="Arial"/>
         </w:rPr>
+        <w:t xml:space="preserve"> </w:t>
+      </w:r>
+      <w:r>
+        <w:rPr>
+          <w:rFonts w:cs="Arial"/>
+        </w:rPr>
+        <w:t>Video</w:t>
+      </w:r>
+      <w:r>
+        <w:rPr>
+          <w:rFonts w:cs="Arial"/>
+        </w:rPr>
         <w:t>-DDR</w:t>
       </w:r>
       <w:r>
@@ -642,7 +654,7 @@
           <w:iCs/>
           <w:color w:val="000000" w:themeColor="text1"/>
         </w:rPr>
-        <w:t>Nexys Video</w:t>
+        <w:t xml:space="preserve">Nexys </w:t>
       </w:r>
       <w:r>
         <w:rPr>
@@ -652,7 +664,17 @@
           <w:iCs/>
           <w:color w:val="000000" w:themeColor="text1"/>
         </w:rPr>
-        <w:t>VideoNoDDRPath</w:t>
+        <w:t>Video</w:t>
+      </w:r>
+      <w:r>
+        <w:rPr>
+          <w:rStyle w:val="findhit"/>
+          <w:rFonts w:eastAsia="Arial" w:cs="Arial"/>
+          <w:i/>
+          <w:iCs/>
+          <w:color w:val="000000" w:themeColor="text1"/>
+        </w:rPr>
+        <w:t>NoDDRPath</w:t>
       </w:r>
       <w:r>
         <w:rPr>
@@ -678,7 +700,7 @@
           <w:iCs/>
           <w:color w:val="000000" w:themeColor="text1"/>
         </w:rPr>
-        <w:t>Nexys Video</w:t>
+        <w:t xml:space="preserve">Nexys </w:t>
       </w:r>
       <w:r>
         <w:rPr>
@@ -688,7 +710,17 @@
           <w:iCs/>
           <w:color w:val="000000" w:themeColor="text1"/>
         </w:rPr>
-        <w:t>VideoNoDDRPath</w:t>
+        <w:t>Video</w:t>
+      </w:r>
+      <w:r>
+        <w:rPr>
+          <w:rStyle w:val="findhit"/>
+          <w:rFonts w:eastAsia="Arial" w:cs="Arial"/>
+          <w:i/>
+          <w:iCs/>
+          <w:color w:val="000000" w:themeColor="text1"/>
+        </w:rPr>
+        <w:t>NoDDRPath</w:t>
       </w:r>
       <w:r>
         <w:rPr>
@@ -714,7 +746,7 @@
           <w:iCs/>
           <w:color w:val="000000" w:themeColor="text1"/>
         </w:rPr>
-        <w:t>Nexys Video</w:t>
+        <w:t xml:space="preserve">Nexys </w:t>
       </w:r>
       <w:r>
         <w:rPr>
@@ -724,7 +756,17 @@
           <w:iCs/>
           <w:color w:val="000000" w:themeColor="text1"/>
         </w:rPr>
-        <w:t>VideoNoDDRPath</w:t>
+        <w:t>Video</w:t>
+      </w:r>
+      <w:r>
+        <w:rPr>
+          <w:rStyle w:val="findhit"/>
+          <w:rFonts w:eastAsia="Arial" w:cs="Arial"/>
+          <w:i/>
+          <w:iCs/>
+          <w:color w:val="000000" w:themeColor="text1"/>
+        </w:rPr>
+        <w:t>NoDDRPath</w:t>
       </w:r>
       <w:r>
         <w:rPr>
@@ -807,13 +849,25 @@
         <w:rPr>
           <w:b w:val="0"/>
         </w:rPr>
-        <w:t>Nexys Video</w:t>
-      </w:r>
-      <w:r>
-        <w:rPr>
-          <w:b w:val="0"/>
-        </w:rPr>
-        <w:t xml:space="preserve"> Video</w:t>
+        <w:t xml:space="preserve">Nexys </w:t>
+      </w:r>
+      <w:r>
+        <w:rPr>
+          <w:b w:val="0"/>
+        </w:rPr>
+        <w:t>Video</w:t>
+      </w:r>
+      <w:r>
+        <w:rPr>
+          <w:b w:val="0"/>
+        </w:rPr>
+        <w:t xml:space="preserve"> </w:t>
+      </w:r>
+      <w:r>
+        <w:rPr>
+          <w:b w:val="0"/>
+        </w:rPr>
+        <w:t>Video</w:t>
       </w:r>
       <w:r>
         <w:rPr>
@@ -955,13 +1009,25 @@
         <w:rPr>
           <w:b w:val="0"/>
         </w:rPr>
-        <w:t>Nexys Video</w:t>
-      </w:r>
-      <w:r>
-        <w:rPr>
-          <w:b w:val="0"/>
-        </w:rPr>
-        <w:t xml:space="preserve"> Video</w:t>
+        <w:t xml:space="preserve">Nexys </w:t>
+      </w:r>
+      <w:r>
+        <w:rPr>
+          <w:b w:val="0"/>
+        </w:rPr>
+        <w:t>Video</w:t>
+      </w:r>
+      <w:r>
+        <w:rPr>
+          <w:b w:val="0"/>
+        </w:rPr>
+        <w:t xml:space="preserve"> </w:t>
+      </w:r>
+      <w:r>
+        <w:rPr>
+          <w:b w:val="0"/>
+        </w:rPr>
+        <w:t>Video</w:t>
       </w:r>
       <w:r>
         <w:rPr>
@@ -979,13 +1045,25 @@
         <w:rPr>
           <w:b w:val="0"/>
         </w:rPr>
-        <w:t>Nexys Video</w:t>
-      </w:r>
-      <w:r>
-        <w:rPr>
-          <w:b w:val="0"/>
-        </w:rPr>
-        <w:t xml:space="preserve"> Video</w:t>
+        <w:t xml:space="preserve">Nexys </w:t>
+      </w:r>
+      <w:r>
+        <w:rPr>
+          <w:b w:val="0"/>
+        </w:rPr>
+        <w:t>Video</w:t>
+      </w:r>
+      <w:r>
+        <w:rPr>
+          <w:b w:val="0"/>
+        </w:rPr>
+        <w:t xml:space="preserve"> </w:t>
+      </w:r>
+      <w:r>
+        <w:rPr>
+          <w:b w:val="0"/>
+        </w:rPr>
+        <w:t>Video</w:t>
       </w:r>
       <w:r>
         <w:rPr>
@@ -1033,13 +1111,25 @@
         <w:rPr>
           <w:b w:val="0"/>
         </w:rPr>
-        <w:t>Nexys Video</w:t>
-      </w:r>
-      <w:r>
-        <w:rPr>
-          <w:b w:val="0"/>
-        </w:rPr>
-        <w:t xml:space="preserve"> Video</w:t>
+        <w:t xml:space="preserve">Nexys </w:t>
+      </w:r>
+      <w:r>
+        <w:rPr>
+          <w:b w:val="0"/>
+        </w:rPr>
+        <w:t>Video</w:t>
+      </w:r>
+      <w:r>
+        <w:rPr>
+          <w:b w:val="0"/>
+        </w:rPr>
+        <w:t xml:space="preserve"> </w:t>
+      </w:r>
+      <w:r>
+        <w:rPr>
+          <w:b w:val="0"/>
+        </w:rPr>
+        <w:t>Video</w:t>
       </w:r>
       <w:r>
         <w:rPr>
@@ -1213,7 +1303,7 @@
           <w:i/>
           <w:iCs/>
         </w:rPr>
-        <w:t>Nexys Video</w:t>
+        <w:t xml:space="preserve">Nexys </w:t>
       </w:r>
       <w:r>
         <w:rPr>
@@ -1221,7 +1311,15 @@
           <w:i/>
           <w:iCs/>
         </w:rPr>
-        <w:t>VideoNoDDRPath</w:t>
+        <w:t>Video</w:t>
+      </w:r>
+      <w:r>
+        <w:rPr>
+          <w:rFonts w:eastAsia="Arial" w:cs="Arial"/>
+          <w:i/>
+          <w:iCs/>
+        </w:rPr>
+        <w:t>NoDDRPath</w:t>
       </w:r>
       <w:r>
         <w:rPr>
@@ -1337,7 +1435,7 @@
           <w:i/>
           <w:iCs/>
         </w:rPr>
-        <w:t>Nexys Video</w:t>
+        <w:t xml:space="preserve">Nexys </w:t>
       </w:r>
       <w:r>
         <w:rPr>
@@ -1345,7 +1443,15 @@
           <w:i/>
           <w:iCs/>
         </w:rPr>
-        <w:t>VideoNoDDRPath</w:t>
+        <w:t>Video</w:t>
+      </w:r>
+      <w:r>
+        <w:rPr>
+          <w:rFonts w:eastAsia="Arial" w:cs="Arial"/>
+          <w:i/>
+          <w:iCs/>
+        </w:rPr>
+        <w:t>NoDDRPath</w:t>
       </w:r>
       <w:r>
         <w:rPr>
@@ -1528,7 +1634,6 @@
         </w:numPr>
       </w:pPr>
       <w:r>
-        <w:lastRenderedPageBreak/>
         <w:t xml:space="preserve">It then assigns a </w:t>
       </w:r>
       <w:r>
@@ -1567,6 +1672,7 @@
         <w:rPr>
           <w:rFonts w:ascii="Courier New" w:eastAsia="Courier New" w:hAnsi="Courier New" w:cs="Courier New"/>
         </w:rPr>
+        <w:lastRenderedPageBreak/>
         <w:t>set(TARGET_NAME Test.elf)</w:t>
       </w:r>
     </w:p>
@@ -1646,7 +1752,7 @@
           <w:i/>
           <w:iCs/>
         </w:rPr>
-        <w:t>Nexys Video</w:t>
+        <w:t xml:space="preserve">Nexys </w:t>
       </w:r>
       <w:r>
         <w:rPr>
@@ -1654,7 +1760,15 @@
           <w:i/>
           <w:iCs/>
         </w:rPr>
-        <w:t>VideoNoDDRPath</w:t>
+        <w:t>Video</w:t>
+      </w:r>
+      <w:r>
+        <w:rPr>
+          <w:rFonts w:eastAsia="Arial" w:cs="Arial"/>
+          <w:i/>
+          <w:iCs/>
+        </w:rPr>
+        <w:t>NoDDRPath</w:t>
       </w:r>
       <w:r>
         <w:rPr>
@@ -1742,7 +1856,7 @@
           <w:i/>
           <w:iCs/>
         </w:rPr>
-        <w:t>Nexys Video</w:t>
+        <w:t xml:space="preserve">Nexys </w:t>
       </w:r>
       <w:r>
         <w:rPr>
@@ -1750,7 +1864,7 @@
           <w:i/>
           <w:iCs/>
         </w:rPr>
-        <w:t>VideoNoDDRPath</w:t>
+        <w:t>Video</w:t>
       </w:r>
       <w:r>
         <w:rPr>
@@ -1758,6 +1872,14 @@
           <w:i/>
           <w:iCs/>
         </w:rPr>
+        <w:t>NoDDRPath</w:t>
+      </w:r>
+      <w:r>
+        <w:rPr>
+          <w:rFonts w:eastAsia="Arial" w:cs="Arial"/>
+          <w:i/>
+          <w:iCs/>
+        </w:rPr>
         <w:t>]/common</w:t>
       </w:r>
       <w:r>
@@ -1806,7 +1928,7 @@
           <w:i/>
           <w:iCs/>
         </w:rPr>
-        <w:t>Nexys Video</w:t>
+        <w:t xml:space="preserve">Nexys </w:t>
       </w:r>
       <w:r>
         <w:rPr>
@@ -1814,7 +1936,7 @@
           <w:i/>
           <w:iCs/>
         </w:rPr>
-        <w:t>VideoNoDDRPath</w:t>
+        <w:t>Video</w:t>
       </w:r>
       <w:r>
         <w:rPr>
@@ -1822,6 +1944,14 @@
           <w:i/>
           <w:iCs/>
         </w:rPr>
+        <w:t>NoDDRPath</w:t>
+      </w:r>
+      <w:r>
+        <w:rPr>
+          <w:rFonts w:eastAsia="Arial" w:cs="Arial"/>
+          <w:i/>
+          <w:iCs/>
+        </w:rPr>
         <w:t>]/</w:t>
       </w:r>
       <w:r>
@@ -1931,7 +2061,7 @@
           <w:i/>
           <w:iCs/>
         </w:rPr>
-        <w:t>Nexys Video</w:t>
+        <w:t xml:space="preserve">Nexys </w:t>
       </w:r>
       <w:r>
         <w:rPr>
@@ -1939,7 +2069,15 @@
           <w:i/>
           <w:iCs/>
         </w:rPr>
-        <w:t>VideoNoDDRPath</w:t>
+        <w:t>Video</w:t>
+      </w:r>
+      <w:r>
+        <w:rPr>
+          <w:rFonts w:eastAsia="Arial" w:cs="Arial"/>
+          <w:i/>
+          <w:iCs/>
+        </w:rPr>
+        <w:t>NoDDRPath</w:t>
       </w:r>
       <w:r>
         <w:rPr>
@@ -2042,7 +2180,7 @@
           <w:i/>
           <w:iCs/>
         </w:rPr>
-        <w:t>Nexys Video</w:t>
+        <w:t xml:space="preserve">Nexys </w:t>
       </w:r>
       <w:r>
         <w:rPr>
@@ -2050,7 +2188,15 @@
           <w:i/>
           <w:iCs/>
         </w:rPr>
-        <w:t>VideoNoDDRPath</w:t>
+        <w:t>Video</w:t>
+      </w:r>
+      <w:r>
+        <w:rPr>
+          <w:rFonts w:eastAsia="Arial" w:cs="Arial"/>
+          <w:i/>
+          <w:iCs/>
+        </w:rPr>
+        <w:t>NoDDRPath</w:t>
       </w:r>
       <w:r>
         <w:rPr>
@@ -2228,7 +2374,7 @@
           <w:lang w:val="es-ES" w:eastAsia="es-ES"/>
         </w:rPr>
         <w:drawing>
-          <wp:inline distT="0" distB="0" distL="0" distR="0" wp14:anchorId="71B6E813" wp14:editId="24098E11">
+          <wp:inline distT="0" distB="0" distL="0" distR="0" wp14:anchorId="71B6E813" wp14:editId="35EC8F5C">
             <wp:extent cx="5452685" cy="2068573"/>
             <wp:effectExtent l="0" t="0" r="0" b="0"/>
             <wp:docPr id="1216422317" name="Picture 1216422317"/>
@@ -2352,7 +2498,7 @@
           <w:b w:val="0"/>
           <w:i/>
         </w:rPr>
-        <w:t>Nexys Video</w:t>
+        <w:t xml:space="preserve">Nexys </w:t>
       </w:r>
       <w:r>
         <w:rPr>
@@ -2360,7 +2506,15 @@
           <w:b w:val="0"/>
           <w:i/>
         </w:rPr>
-        <w:t>VideoNoDDRPath</w:t>
+        <w:t>Video</w:t>
+      </w:r>
+      <w:r>
+        <w:rPr>
+          <w:rFonts w:eastAsia="Arial" w:cs="Arial"/>
+          <w:b w:val="0"/>
+          <w:i/>
+        </w:rPr>
+        <w:t>NoDDRPath</w:t>
       </w:r>
       <w:r>
         <w:rPr>
@@ -2423,7 +2577,6 @@
         <w:rPr>
           <w:b w:val="0"/>
         </w:rPr>
-        <w:lastRenderedPageBreak/>
         <w:t>Then, c</w:t>
       </w:r>
       <w:r>
@@ -3841,7 +3994,7 @@
           <w:b w:val="0"/>
           <w:i/>
         </w:rPr>
-        <w:t>Nexys Video</w:t>
+        <w:t xml:space="preserve">Nexys </w:t>
       </w:r>
       <w:r>
         <w:rPr>
@@ -3849,7 +4002,15 @@
           <w:b w:val="0"/>
           <w:i/>
         </w:rPr>
-        <w:t>VideoNoDDRPath</w:t>
+        <w:t>Video</w:t>
+      </w:r>
+      <w:r>
+        <w:rPr>
+          <w:rFonts w:ascii="Courier New" w:hAnsi="Courier New" w:cs="Courier New"/>
+          <w:b w:val="0"/>
+          <w:i/>
+        </w:rPr>
+        <w:t>NoDDRPath</w:t>
       </w:r>
       <w:r>
         <w:rPr>
@@ -4289,13 +4450,25 @@
         <w:rPr>
           <w:b w:val="0"/>
         </w:rPr>
-        <w:t>Nexys Video</w:t>
-      </w:r>
-      <w:r>
-        <w:rPr>
-          <w:b w:val="0"/>
-        </w:rPr>
-        <w:t xml:space="preserve"> Video</w:t>
+        <w:t xml:space="preserve">Nexys </w:t>
+      </w:r>
+      <w:r>
+        <w:rPr>
+          <w:b w:val="0"/>
+        </w:rPr>
+        <w:t>Video</w:t>
+      </w:r>
+      <w:r>
+        <w:rPr>
+          <w:b w:val="0"/>
+        </w:rPr>
+        <w:t xml:space="preserve"> </w:t>
+      </w:r>
+      <w:r>
+        <w:rPr>
+          <w:b w:val="0"/>
+        </w:rPr>
+        <w:t>Video</w:t>
       </w:r>
       <w:r>
         <w:rPr>
@@ -4525,13 +4698,25 @@
         <w:rPr>
           <w:b w:val="0"/>
         </w:rPr>
-        <w:t>Nexys Video</w:t>
-      </w:r>
-      <w:r>
-        <w:rPr>
-          <w:b w:val="0"/>
-        </w:rPr>
-        <w:t xml:space="preserve"> Video</w:t>
+        <w:t xml:space="preserve">Nexys </w:t>
+      </w:r>
+      <w:r>
+        <w:rPr>
+          <w:b w:val="0"/>
+        </w:rPr>
+        <w:t>Video</w:t>
+      </w:r>
+      <w:r>
+        <w:rPr>
+          <w:b w:val="0"/>
+        </w:rPr>
+        <w:t xml:space="preserve"> </w:t>
+      </w:r>
+      <w:r>
+        <w:rPr>
+          <w:b w:val="0"/>
+        </w:rPr>
+        <w:t>Video</w:t>
       </w:r>
       <w:r>
         <w:rPr>
@@ -4561,13 +4746,25 @@
         <w:rPr>
           <w:b w:val="0"/>
         </w:rPr>
-        <w:t>Nexys Video</w:t>
-      </w:r>
-      <w:r>
-        <w:rPr>
-          <w:b w:val="0"/>
-        </w:rPr>
-        <w:t xml:space="preserve"> Video</w:t>
+        <w:t xml:space="preserve">Nexys </w:t>
+      </w:r>
+      <w:r>
+        <w:rPr>
+          <w:b w:val="0"/>
+        </w:rPr>
+        <w:t>Video</w:t>
+      </w:r>
+      <w:r>
+        <w:rPr>
+          <w:b w:val="0"/>
+        </w:rPr>
+        <w:t xml:space="preserve"> </w:t>
+      </w:r>
+      <w:r>
+        <w:rPr>
+          <w:b w:val="0"/>
+        </w:rPr>
+        <w:t>Video</w:t>
       </w:r>
       <w:r>
         <w:rPr>
@@ -4597,13 +4794,25 @@
         <w:rPr>
           <w:b w:val="0"/>
         </w:rPr>
-        <w:t>Nexys Video</w:t>
-      </w:r>
-      <w:r>
-        <w:rPr>
-          <w:b w:val="0"/>
-        </w:rPr>
-        <w:t xml:space="preserve"> Video</w:t>
+        <w:t xml:space="preserve">Nexys </w:t>
+      </w:r>
+      <w:r>
+        <w:rPr>
+          <w:b w:val="0"/>
+        </w:rPr>
+        <w:t>Video</w:t>
+      </w:r>
+      <w:r>
+        <w:rPr>
+          <w:b w:val="0"/>
+        </w:rPr>
+        <w:t xml:space="preserve"> </w:t>
+      </w:r>
+      <w:r>
+        <w:rPr>
+          <w:b w:val="0"/>
+        </w:rPr>
+        <w:t>Video</w:t>
       </w:r>
       <w:r>
         <w:rPr>
@@ -4691,13 +4900,25 @@
         <w:rPr>
           <w:b w:val="0"/>
         </w:rPr>
-        <w:t>Nexys Video</w:t>
-      </w:r>
-      <w:r>
-        <w:rPr>
-          <w:b w:val="0"/>
-        </w:rPr>
-        <w:t xml:space="preserve"> Video</w:t>
+        <w:t xml:space="preserve">Nexys </w:t>
+      </w:r>
+      <w:r>
+        <w:rPr>
+          <w:b w:val="0"/>
+        </w:rPr>
+        <w:t>Video</w:t>
+      </w:r>
+      <w:r>
+        <w:rPr>
+          <w:b w:val="0"/>
+        </w:rPr>
+        <w:t xml:space="preserve"> </w:t>
+      </w:r>
+      <w:r>
+        <w:rPr>
+          <w:b w:val="0"/>
+        </w:rPr>
+        <w:t>Video</w:t>
       </w:r>
       <w:r>
         <w:rPr>
@@ -4755,13 +4976,25 @@
         <w:rPr>
           <w:b w:val="0"/>
         </w:rPr>
-        <w:t>Nexys Video</w:t>
-      </w:r>
-      <w:r>
-        <w:rPr>
-          <w:b w:val="0"/>
-        </w:rPr>
-        <w:t xml:space="preserve"> Video</w:t>
+        <w:t xml:space="preserve">Nexys </w:t>
+      </w:r>
+      <w:r>
+        <w:rPr>
+          <w:b w:val="0"/>
+        </w:rPr>
+        <w:t>Video</w:t>
+      </w:r>
+      <w:r>
+        <w:rPr>
+          <w:b w:val="0"/>
+        </w:rPr>
+        <w:t xml:space="preserve"> </w:t>
+      </w:r>
+      <w:r>
+        <w:rPr>
+          <w:b w:val="0"/>
+        </w:rPr>
+        <w:t>Video</w:t>
       </w:r>
       <w:r>
         <w:rPr>
@@ -4809,10 +5042,10 @@
             <v:path o:extrusionok="f" gradientshapeok="t" o:connecttype="rect"/>
             <o:lock v:ext="edit" aspectratio="t"/>
           </v:shapetype>
-          <v:shape id="_x0000_i1025" type="#_x0000_t75" alt="" style="width:422.45pt;height:244.25pt;mso-width-percent:0;mso-height-percent:0;mso-width-percent:0;mso-height-percent:0" o:ole="">
+          <v:shape id="_x0000_i1025" type="#_x0000_t75" alt="" style="width:422.2pt;height:244.1pt;mso-width-percent:0;mso-height-percent:0;mso-width-percent:0;mso-height-percent:0" o:ole="">
             <v:imagedata r:id="rId17" o:title=""/>
           </v:shape>
-          <o:OLEObject Type="Embed" ProgID="Visio.Drawing.15" ShapeID="_x0000_i1025" DrawAspect="Content" ObjectID="_1821806306" r:id="rId18"/>
+          <o:OLEObject Type="Embed" ProgID="Visio.Drawing.15" ShapeID="_x0000_i1025" DrawAspect="Content" ObjectID="_1821815020" r:id="rId18"/>
         </w:object>
       </w:r>
     </w:p>
@@ -4853,10 +5086,16 @@
         <w:t xml:space="preserve">. Digilent’s </w:t>
       </w:r>
       <w:r>
-        <w:t>Nexys Video</w:t>
-      </w:r>
-      <w:r>
-        <w:t xml:space="preserve"> Video</w:t>
+        <w:t xml:space="preserve">Nexys </w:t>
+      </w:r>
+      <w:r>
+        <w:t>Video</w:t>
+      </w:r>
+      <w:r>
+        <w:t xml:space="preserve"> </w:t>
+      </w:r>
+      <w:r>
+        <w:t>Video</w:t>
       </w:r>
       <w:r>
         <w:t xml:space="preserve"> FPGA board</w:t>
@@ -5367,19 +5606,31 @@
         <w:t>RVfpgaEL2-</w:t>
       </w:r>
       <w:r>
-        <w:t>Nexys Video</w:t>
-      </w:r>
-      <w:r>
-        <w:t xml:space="preserve"> Video</w:t>
+        <w:t xml:space="preserve">Nexys </w:t>
+      </w:r>
+      <w:r>
+        <w:t>Video</w:t>
+      </w:r>
+      <w:r>
+        <w:t xml:space="preserve"> </w:t>
+      </w:r>
+      <w:r>
+        <w:t>Video</w:t>
       </w:r>
       <w:r>
         <w:t xml:space="preserve"> onto the </w:t>
       </w:r>
       <w:r>
-        <w:t>Nexys Video</w:t>
-      </w:r>
-      <w:r>
-        <w:t xml:space="preserve"> Video</w:t>
+        <w:t xml:space="preserve">Nexys </w:t>
+      </w:r>
+      <w:r>
+        <w:t>Video</w:t>
+      </w:r>
+      <w:r>
+        <w:t xml:space="preserve"> </w:t>
+      </w:r>
+      <w:r>
+        <w:t>Video</w:t>
       </w:r>
       <w:r>
         <w:t xml:space="preserve"> Board and compile, download, and run a C program </w:t>
@@ -5394,10 +5645,16 @@
         <w:t>RVfpgaEL2-</w:t>
       </w:r>
       <w:r>
-        <w:t>Nexys Video</w:t>
-      </w:r>
-      <w:r>
-        <w:t xml:space="preserve"> Video</w:t>
+        <w:t xml:space="preserve">Nexys </w:t>
+      </w:r>
+      <w:r>
+        <w:t>Video</w:t>
+      </w:r>
+      <w:r>
+        <w:t xml:space="preserve"> </w:t>
+      </w:r>
+      <w:r>
+        <w:t>Video</w:t>
       </w:r>
     </w:p>
     <w:p>
@@ -5446,13 +5703,25 @@
         <w:rPr>
           <w:b w:val="0"/>
         </w:rPr>
-        <w:t>Nexys Video</w:t>
-      </w:r>
-      <w:r>
-        <w:rPr>
-          <w:b w:val="0"/>
-        </w:rPr>
-        <w:t xml:space="preserve"> Video</w:t>
+        <w:t xml:space="preserve">Nexys </w:t>
+      </w:r>
+      <w:r>
+        <w:rPr>
+          <w:b w:val="0"/>
+        </w:rPr>
+        <w:t>Video</w:t>
+      </w:r>
+      <w:r>
+        <w:rPr>
+          <w:b w:val="0"/>
+        </w:rPr>
+        <w:t xml:space="preserve"> </w:t>
+      </w:r>
+      <w:r>
+        <w:rPr>
+          <w:b w:val="0"/>
+        </w:rPr>
+        <w:t>Video</w:t>
       </w:r>
       <w:r>
         <w:rPr>
@@ -5613,7 +5882,17 @@
           <w:color w:val="000000" w:themeColor="text1"/>
           <w:szCs w:val="22"/>
         </w:rPr>
-        <w:t>Nexys Video</w:t>
+        <w:t xml:space="preserve">Nexys </w:t>
+      </w:r>
+      <w:r>
+        <w:rPr>
+          <w:rFonts w:eastAsia="Arial" w:cs="Arial"/>
+          <w:b w:val="0"/>
+          <w:iCs w:val="0"/>
+          <w:color w:val="000000" w:themeColor="text1"/>
+          <w:szCs w:val="22"/>
+        </w:rPr>
+        <w:t>Video</w:t>
       </w:r>
       <w:r>
         <w:rPr>
@@ -5765,13 +6044,25 @@
         <w:rPr>
           <w:b w:val="0"/>
         </w:rPr>
-        <w:t>Nexys Video</w:t>
-      </w:r>
-      <w:r>
-        <w:rPr>
-          <w:b w:val="0"/>
-        </w:rPr>
-        <w:t xml:space="preserve"> Video</w:t>
+        <w:t xml:space="preserve">Nexys </w:t>
+      </w:r>
+      <w:r>
+        <w:rPr>
+          <w:b w:val="0"/>
+        </w:rPr>
+        <w:t>Video</w:t>
+      </w:r>
+      <w:r>
+        <w:rPr>
+          <w:b w:val="0"/>
+        </w:rPr>
+        <w:t xml:space="preserve"> </w:t>
+      </w:r>
+      <w:r>
+        <w:rPr>
+          <w:b w:val="0"/>
+        </w:rPr>
+        <w:t>Video</w:t>
       </w:r>
       <w:r>
         <w:rPr>
@@ -6155,7 +6446,7 @@
           <w:i/>
           <w:iCs/>
         </w:rPr>
-        <w:t>Nexys Video</w:t>
+        <w:t xml:space="preserve">Nexys </w:t>
       </w:r>
       <w:r>
         <w:rPr>
@@ -6163,7 +6454,15 @@
           <w:i/>
           <w:iCs/>
         </w:rPr>
-        <w:t>VideoNoDDRPath</w:t>
+        <w:t>Video</w:t>
+      </w:r>
+      <w:r>
+        <w:rPr>
+          <w:rFonts w:eastAsia="Arial" w:cs="Arial"/>
+          <w:i/>
+          <w:iCs/>
+        </w:rPr>
+        <w:t>NoDDRPath</w:t>
       </w:r>
       <w:r>
         <w:rPr>
@@ -6210,7 +6509,7 @@
           <w:i/>
           <w:iCs/>
         </w:rPr>
-        <w:t>Nexys Video</w:t>
+        <w:t xml:space="preserve">Nexys </w:t>
       </w:r>
       <w:r>
         <w:rPr>
@@ -6218,7 +6517,15 @@
           <w:i/>
           <w:iCs/>
         </w:rPr>
-        <w:t>VideoNoDDRPath</w:t>
+        <w:t>Video</w:t>
+      </w:r>
+      <w:r>
+        <w:rPr>
+          <w:rFonts w:eastAsia="Arial" w:cs="Arial"/>
+          <w:i/>
+          <w:iCs/>
+        </w:rPr>
+        <w:t>NoDDRPath</w:t>
       </w:r>
       <w:r>
         <w:rPr>
@@ -6426,13 +6733,25 @@
         <w:rPr>
           <w:b w:val="0"/>
         </w:rPr>
-        <w:t>Nexys Video</w:t>
-      </w:r>
-      <w:r>
-        <w:rPr>
-          <w:b w:val="0"/>
-        </w:rPr>
-        <w:t xml:space="preserve"> Video</w:t>
+        <w:t xml:space="preserve">Nexys </w:t>
+      </w:r>
+      <w:r>
+        <w:rPr>
+          <w:b w:val="0"/>
+        </w:rPr>
+        <w:t>Video</w:t>
+      </w:r>
+      <w:r>
+        <w:rPr>
+          <w:b w:val="0"/>
+        </w:rPr>
+        <w:t xml:space="preserve"> </w:t>
+      </w:r>
+      <w:r>
+        <w:rPr>
+          <w:b w:val="0"/>
+        </w:rPr>
+        <w:t>Video</w:t>
       </w:r>
       <w:r>
         <w:rPr>
@@ -6462,13 +6781,25 @@
         <w:rPr>
           <w:b w:val="0"/>
         </w:rPr>
-        <w:t>Nexys Video</w:t>
-      </w:r>
-      <w:r>
-        <w:rPr>
-          <w:b w:val="0"/>
-        </w:rPr>
-        <w:t xml:space="preserve"> Video</w:t>
+        <w:t xml:space="preserve">Nexys </w:t>
+      </w:r>
+      <w:r>
+        <w:rPr>
+          <w:b w:val="0"/>
+        </w:rPr>
+        <w:t>Video</w:t>
+      </w:r>
+      <w:r>
+        <w:rPr>
+          <w:b w:val="0"/>
+        </w:rPr>
+        <w:t xml:space="preserve"> </w:t>
+      </w:r>
+      <w:r>
+        <w:rPr>
+          <w:b w:val="0"/>
+        </w:rPr>
+        <w:t>Video</w:t>
       </w:r>
       <w:r>
         <w:rPr>
@@ -6492,13 +6823,25 @@
         <w:rPr>
           <w:b w:val="0"/>
         </w:rPr>
-        <w:t>Nexys Video</w:t>
-      </w:r>
-      <w:r>
-        <w:rPr>
-          <w:b w:val="0"/>
-        </w:rPr>
-        <w:t xml:space="preserve"> Video</w:t>
+        <w:t xml:space="preserve">Nexys </w:t>
+      </w:r>
+      <w:r>
+        <w:rPr>
+          <w:b w:val="0"/>
+        </w:rPr>
+        <w:t>Video</w:t>
+      </w:r>
+      <w:r>
+        <w:rPr>
+          <w:b w:val="0"/>
+        </w:rPr>
+        <w:t xml:space="preserve"> </w:t>
+      </w:r>
+      <w:r>
+        <w:rPr>
+          <w:b w:val="0"/>
+        </w:rPr>
+        <w:t>Video</w:t>
       </w:r>
       <w:r>
         <w:rPr>
@@ -6516,13 +6859,25 @@
         <w:rPr>
           <w:b w:val="0"/>
         </w:rPr>
-        <w:t>Nexys Video</w:t>
-      </w:r>
-      <w:r>
-        <w:rPr>
-          <w:b w:val="0"/>
-        </w:rPr>
-        <w:t xml:space="preserve"> Video</w:t>
+        <w:t xml:space="preserve">Nexys </w:t>
+      </w:r>
+      <w:r>
+        <w:rPr>
+          <w:b w:val="0"/>
+        </w:rPr>
+        <w:t>Video</w:t>
+      </w:r>
+      <w:r>
+        <w:rPr>
+          <w:b w:val="0"/>
+        </w:rPr>
+        <w:t xml:space="preserve"> </w:t>
+      </w:r>
+      <w:r>
+        <w:rPr>
+          <w:b w:val="0"/>
+        </w:rPr>
+        <w:t>Video</w:t>
       </w:r>
       <w:r>
         <w:rPr>

--- a/RVfpga/RVfpgaEL2/RVfpga_NexysVideo-NoDDR/Labs/Lab01/RVfpga_Lab01_VeeR-EL2_NexysVideo-NoDDR.docx
+++ b/RVfpga/RVfpgaEL2/RVfpga_NexysVideo-NoDDR/Labs/Lab01/RVfpga_Lab01_VeeR-EL2_NexysVideo-NoDDR.docx
@@ -1672,7 +1672,6 @@
         <w:rPr>
           <w:rFonts w:ascii="Courier New" w:eastAsia="Courier New" w:hAnsi="Courier New" w:cs="Courier New"/>
         </w:rPr>
-        <w:lastRenderedPageBreak/>
         <w:t>set(TARGET_NAME Test.elf)</w:t>
       </w:r>
     </w:p>
@@ -2374,7 +2373,7 @@
           <w:lang w:val="es-ES" w:eastAsia="es-ES"/>
         </w:rPr>
         <w:drawing>
-          <wp:inline distT="0" distB="0" distL="0" distR="0" wp14:anchorId="71B6E813" wp14:editId="35EC8F5C">
+          <wp:inline distT="0" distB="0" distL="0" distR="0" wp14:anchorId="71B6E813" wp14:editId="4B52A667">
             <wp:extent cx="5452685" cy="2068573"/>
             <wp:effectExtent l="0" t="0" r="0" b="0"/>
             <wp:docPr id="1216422317" name="Picture 1216422317"/>
@@ -2677,6 +2676,7 @@
           <w:noProof/>
           <w:lang w:val="es-ES" w:eastAsia="es-ES"/>
         </w:rPr>
+        <w:lastRenderedPageBreak/>
         <w:drawing>
           <wp:inline distT="0" distB="0" distL="0" distR="0" wp14:anchorId="3B36BD05" wp14:editId="6B553DED">
             <wp:extent cx="3629025" cy="1466850"/>
@@ -5042,10 +5042,10 @@
             <v:path o:extrusionok="f" gradientshapeok="t" o:connecttype="rect"/>
             <o:lock v:ext="edit" aspectratio="t"/>
           </v:shapetype>
-          <v:shape id="_x0000_i1025" type="#_x0000_t75" alt="" style="width:422.2pt;height:244.1pt;mso-width-percent:0;mso-height-percent:0;mso-width-percent:0;mso-height-percent:0" o:ole="">
+          <v:shape id="_x0000_i1025" type="#_x0000_t75" alt="" style="width:422.45pt;height:244.25pt;mso-width-percent:0;mso-height-percent:0;mso-width-percent:0;mso-height-percent:0" o:ole="">
             <v:imagedata r:id="rId17" o:title=""/>
           </v:shape>
-          <o:OLEObject Type="Embed" ProgID="Visio.Drawing.15" ShapeID="_x0000_i1025" DrawAspect="Content" ObjectID="_1821815020" r:id="rId18"/>
+          <o:OLEObject Type="Embed" ProgID="Visio.Drawing.15" ShapeID="_x0000_i1025" DrawAspect="Content" ObjectID="_1821823939" r:id="rId18"/>
         </w:object>
       </w:r>
     </w:p>
@@ -5185,6 +5185,7 @@
         <w:rPr>
           <w:b w:val="0"/>
         </w:rPr>
+        <w:lastRenderedPageBreak/>
         <w:t>After defining the memory-mapped I/O addresses of the LEDs and switches, the</w:t>
       </w:r>
       <w:r>
@@ -6148,6 +6149,7 @@
           <w:color w:val="000000" w:themeColor="text1"/>
           <w:szCs w:val="22"/>
         </w:rPr>
+        <w:lastRenderedPageBreak/>
         <w:t xml:space="preserve">Finally, execute the program. For that purpose, click on the “Run and Debug” button </w:t>
       </w:r>
       <w:r>
@@ -9542,6 +9544,7 @@
           <w:iCs/>
           <w:szCs w:val="24"/>
         </w:rPr>
+        <w:lastRenderedPageBreak/>
         <w:t>I</w:t>
       </w:r>
       <w:r>
@@ -9812,12 +9815,10 @@
       </w:r>
     </w:p>
     <w:sectPr>
-      <w:headerReference w:type="even" r:id="rId23"/>
-      <w:headerReference w:type="default" r:id="rId24"/>
-      <w:footerReference w:type="even" r:id="rId25"/>
-      <w:footerReference w:type="default" r:id="rId26"/>
-      <w:headerReference w:type="first" r:id="rId27"/>
-      <w:footerReference w:type="first" r:id="rId28"/>
+      <w:headerReference w:type="default" r:id="rId23"/>
+      <w:footerReference w:type="default" r:id="rId24"/>
+      <w:headerReference w:type="first" r:id="rId25"/>
+      <w:footerReference w:type="first" r:id="rId26"/>
       <w:pgSz w:w="11906" w:h="16838"/>
       <w:pgMar w:top="1800" w:right="1440" w:bottom="1440" w:left="1440" w:header="706" w:footer="389" w:gutter="0"/>
       <w:cols w:space="720"/>
@@ -9849,16 +9850,6 @@
 </file>
 
 <file path=word/footer1.xml><?xml version="1.0" encoding="utf-8"?>
-<w:ftr xmlns:wpc="http://schemas.microsoft.com/office/word/2010/wordprocessingCanvas" xmlns:cx="http://schemas.microsoft.com/office/drawing/2014/chartex" xmlns:cx1="http://schemas.microsoft.com/office/drawing/2015/9/8/chartex" xmlns:cx2="http://schemas.microsoft.com/office/drawing/2015/10/21/chartex" xmlns:cx3="http://schemas.microsoft.com/office/drawing/2016/5/9/chartex" xmlns:cx4="http://schemas.microsoft.com/office/drawing/2016/5/10/chartex" xmlns:cx5="http://schemas.microsoft.com/office/drawing/2016/5/11/chartex" xmlns:cx6="http://schemas.microsoft.com/office/drawing/2016/5/12/chartex" xmlns:cx7="http://schemas.microsoft.com/office/drawing/2016/5/13/chartex" xmlns:cx8="http://schemas.microsoft.com/office/drawing/2016/5/14/chartex" xmlns:mc="http://schemas.openxmlformats.org/markup-compatibility/2006" xmlns:aink="http://schemas.microsoft.com/office/drawing/2016/ink" xmlns:am3d="http://schemas.microsoft.com/office/drawing/2017/model3d" xmlns:o="urn:schemas-microsoft-com:office:office" xmlns:oel="http://schemas.microsoft.com/office/2019/extlst" xmlns:r="http://schemas.openxmlformats.org/officeDocument/2006/relationships" xmlns:m="http://schemas.openxmlformats.org/officeDocument/2006/math" xmlns:v="urn:schemas-microsoft-com:vml" xmlns:wp14="http://schemas.microsoft.com/office/word/2010/wordprocessingDrawing" xmlns:wp="http://schemas.openxmlformats.org/drawingml/2006/wordprocessingDrawing" xmlns:w10="urn:schemas-microsoft-com:office:word" xmlns:w="http://schemas.openxmlformats.org/wordprocessingml/2006/main" xmlns:w14="http://schemas.microsoft.com/office/word/2010/wordml" xmlns:w15="http://schemas.microsoft.com/office/word/2012/wordml" xmlns:w16cex="http://schemas.microsoft.com/office/word/2018/wordml/cex" xmlns:w16cid="http://schemas.microsoft.com/office/word/2016/wordml/cid" xmlns:w16="http://schemas.microsoft.com/office/word/2018/wordml" xmlns:w16du="http://schemas.microsoft.com/office/word/2023/wordml/word16du" xmlns:w16sdtdh="http://schemas.microsoft.com/office/word/2020/wordml/sdtdatahash" xmlns:w16sdtfl="http://schemas.microsoft.com/office/word/2024/wordml/sdtformatlock" xmlns:w16se="http://schemas.microsoft.com/office/word/2015/wordml/symex" xmlns:wpg="http://schemas.microsoft.com/office/word/2010/wordprocessingGroup" xmlns:wpi="http://schemas.microsoft.com/office/word/2010/wordprocessingInk" xmlns:wne="http://schemas.microsoft.com/office/word/2006/wordml" xmlns:wps="http://schemas.microsoft.com/office/word/2010/wordprocessingShape" mc:Ignorable="w14 w15 w16se w16cid w16 w16cex w16sdtdh w16sdtfl w16du wp14">
-  <w:p>
-    <w:pPr>
-      <w:pStyle w:val="a9"/>
-    </w:pPr>
-  </w:p>
-</w:ftr>
-</file>
-
-<file path=word/footer2.xml><?xml version="1.0" encoding="utf-8"?>
 <w:ftr xmlns:wpc="http://schemas.microsoft.com/office/word/2010/wordprocessingCanvas" xmlns:cx="http://schemas.microsoft.com/office/drawing/2014/chartex" xmlns:cx1="http://schemas.microsoft.com/office/drawing/2015/9/8/chartex" xmlns:cx2="http://schemas.microsoft.com/office/drawing/2015/10/21/chartex" xmlns:cx3="http://schemas.microsoft.com/office/drawing/2016/5/9/chartex" xmlns:cx4="http://schemas.microsoft.com/office/drawing/2016/5/10/chartex" xmlns:cx5="http://schemas.microsoft.com/office/drawing/2016/5/11/chartex" xmlns:cx6="http://schemas.microsoft.com/office/drawing/2016/5/12/chartex" xmlns:cx7="http://schemas.microsoft.com/office/drawing/2016/5/13/chartex" xmlns:cx8="http://schemas.microsoft.com/office/drawing/2016/5/14/chartex" xmlns:mc="http://schemas.openxmlformats.org/markup-compatibility/2006" xmlns:aink="http://schemas.microsoft.com/office/drawing/2016/ink" xmlns:am3d="http://schemas.microsoft.com/office/drawing/2017/model3d" xmlns:o="urn:schemas-microsoft-com:office:office" xmlns:oel="http://schemas.microsoft.com/office/2019/extlst" xmlns:r="http://schemas.openxmlformats.org/officeDocument/2006/relationships" xmlns:m="http://schemas.openxmlformats.org/officeDocument/2006/math" xmlns:v="urn:schemas-microsoft-com:vml" xmlns:wp14="http://schemas.microsoft.com/office/word/2010/wordprocessingDrawing" xmlns:wp="http://schemas.openxmlformats.org/drawingml/2006/wordprocessingDrawing" xmlns:w10="urn:schemas-microsoft-com:office:word" xmlns:w="http://schemas.openxmlformats.org/wordprocessingml/2006/main" xmlns:w14="http://schemas.microsoft.com/office/word/2010/wordml" xmlns:w15="http://schemas.microsoft.com/office/word/2012/wordml" xmlns:w16cex="http://schemas.microsoft.com/office/word/2018/wordml/cex" xmlns:w16cid="http://schemas.microsoft.com/office/word/2016/wordml/cid" xmlns:w16="http://schemas.microsoft.com/office/word/2018/wordml" xmlns:w16du="http://schemas.microsoft.com/office/word/2023/wordml/word16du" xmlns:w16sdtdh="http://schemas.microsoft.com/office/word/2020/wordml/sdtdatahash" xmlns:w16sdtfl="http://schemas.microsoft.com/office/word/2024/wordml/sdtformatlock" xmlns:w16se="http://schemas.microsoft.com/office/word/2015/wordml/symex" xmlns:wpg="http://schemas.microsoft.com/office/word/2010/wordprocessingGroup" xmlns:wpi="http://schemas.microsoft.com/office/word/2010/wordprocessingInk" xmlns:wne="http://schemas.microsoft.com/office/word/2006/wordml" xmlns:wps="http://schemas.microsoft.com/office/word/2010/wordprocessingShape" mc:Ignorable="w14 w15 w16se w16cid w16 w16cex w16sdtdh w16sdtfl w16du wp14">
   <w:p>
     <w:pPr>
@@ -9989,7 +9980,7 @@
 </w:ftr>
 </file>
 
-<file path=word/footer3.xml><?xml version="1.0" encoding="utf-8"?>
+<file path=word/footer2.xml><?xml version="1.0" encoding="utf-8"?>
 <w:ftr xmlns:wpc="http://schemas.microsoft.com/office/word/2010/wordprocessingCanvas" xmlns:cx="http://schemas.microsoft.com/office/drawing/2014/chartex" xmlns:cx1="http://schemas.microsoft.com/office/drawing/2015/9/8/chartex" xmlns:cx2="http://schemas.microsoft.com/office/drawing/2015/10/21/chartex" xmlns:cx3="http://schemas.microsoft.com/office/drawing/2016/5/9/chartex" xmlns:cx4="http://schemas.microsoft.com/office/drawing/2016/5/10/chartex" xmlns:cx5="http://schemas.microsoft.com/office/drawing/2016/5/11/chartex" xmlns:cx6="http://schemas.microsoft.com/office/drawing/2016/5/12/chartex" xmlns:cx7="http://schemas.microsoft.com/office/drawing/2016/5/13/chartex" xmlns:cx8="http://schemas.microsoft.com/office/drawing/2016/5/14/chartex" xmlns:mc="http://schemas.openxmlformats.org/markup-compatibility/2006" xmlns:aink="http://schemas.microsoft.com/office/drawing/2016/ink" xmlns:am3d="http://schemas.microsoft.com/office/drawing/2017/model3d" xmlns:o="urn:schemas-microsoft-com:office:office" xmlns:oel="http://schemas.microsoft.com/office/2019/extlst" xmlns:r="http://schemas.openxmlformats.org/officeDocument/2006/relationships" xmlns:m="http://schemas.openxmlformats.org/officeDocument/2006/math" xmlns:v="urn:schemas-microsoft-com:vml" xmlns:wp14="http://schemas.microsoft.com/office/word/2010/wordprocessingDrawing" xmlns:wp="http://schemas.openxmlformats.org/drawingml/2006/wordprocessingDrawing" xmlns:w10="urn:schemas-microsoft-com:office:word" xmlns:w="http://schemas.openxmlformats.org/wordprocessingml/2006/main" xmlns:w14="http://schemas.microsoft.com/office/word/2010/wordml" xmlns:w15="http://schemas.microsoft.com/office/word/2012/wordml" xmlns:w16cex="http://schemas.microsoft.com/office/word/2018/wordml/cex" xmlns:w16cid="http://schemas.microsoft.com/office/word/2016/wordml/cid" xmlns:w16="http://schemas.microsoft.com/office/word/2018/wordml" xmlns:w16du="http://schemas.microsoft.com/office/word/2023/wordml/word16du" xmlns:w16sdtdh="http://schemas.microsoft.com/office/word/2020/wordml/sdtdatahash" xmlns:w16sdtfl="http://schemas.microsoft.com/office/word/2024/wordml/sdtformatlock" xmlns:w16se="http://schemas.microsoft.com/office/word/2015/wordml/symex" xmlns:wpg="http://schemas.microsoft.com/office/word/2010/wordprocessingGroup" xmlns:wpi="http://schemas.microsoft.com/office/word/2010/wordprocessingInk" xmlns:wne="http://schemas.microsoft.com/office/word/2006/wordml" xmlns:wps="http://schemas.microsoft.com/office/word/2010/wordprocessingShape" mc:Ignorable="w14 w15 w16se w16cid w16 w16cex w16sdtdh w16sdtfl w16du wp14">
   <w:p>
     <w:pPr>
@@ -10093,16 +10084,6 @@
     <w:pPr>
       <w:pStyle w:val="ab"/>
     </w:pPr>
-  </w:p>
-</w:hdr>
-</file>
-
-<file path=word/header2.xml><?xml version="1.0" encoding="utf-8"?>
-<w:hdr xmlns:wpc="http://schemas.microsoft.com/office/word/2010/wordprocessingCanvas" xmlns:cx="http://schemas.microsoft.com/office/drawing/2014/chartex" xmlns:cx1="http://schemas.microsoft.com/office/drawing/2015/9/8/chartex" xmlns:cx2="http://schemas.microsoft.com/office/drawing/2015/10/21/chartex" xmlns:cx3="http://schemas.microsoft.com/office/drawing/2016/5/9/chartex" xmlns:cx4="http://schemas.microsoft.com/office/drawing/2016/5/10/chartex" xmlns:cx5="http://schemas.microsoft.com/office/drawing/2016/5/11/chartex" xmlns:cx6="http://schemas.microsoft.com/office/drawing/2016/5/12/chartex" xmlns:cx7="http://schemas.microsoft.com/office/drawing/2016/5/13/chartex" xmlns:cx8="http://schemas.microsoft.com/office/drawing/2016/5/14/chartex" xmlns:mc="http://schemas.openxmlformats.org/markup-compatibility/2006" xmlns:aink="http://schemas.microsoft.com/office/drawing/2016/ink" xmlns:am3d="http://schemas.microsoft.com/office/drawing/2017/model3d" xmlns:o="urn:schemas-microsoft-com:office:office" xmlns:oel="http://schemas.microsoft.com/office/2019/extlst" xmlns:r="http://schemas.openxmlformats.org/officeDocument/2006/relationships" xmlns:m="http://schemas.openxmlformats.org/officeDocument/2006/math" xmlns:v="urn:schemas-microsoft-com:vml" xmlns:wp14="http://schemas.microsoft.com/office/word/2010/wordprocessingDrawing" xmlns:wp="http://schemas.openxmlformats.org/drawingml/2006/wordprocessingDrawing" xmlns:w10="urn:schemas-microsoft-com:office:word" xmlns:w="http://schemas.openxmlformats.org/wordprocessingml/2006/main" xmlns:w14="http://schemas.microsoft.com/office/word/2010/wordml" xmlns:w15="http://schemas.microsoft.com/office/word/2012/wordml" xmlns:w16cex="http://schemas.microsoft.com/office/word/2018/wordml/cex" xmlns:w16cid="http://schemas.microsoft.com/office/word/2016/wordml/cid" xmlns:w16="http://schemas.microsoft.com/office/word/2018/wordml" xmlns:w16du="http://schemas.microsoft.com/office/word/2023/wordml/word16du" xmlns:w16sdtdh="http://schemas.microsoft.com/office/word/2020/wordml/sdtdatahash" xmlns:w16sdtfl="http://schemas.microsoft.com/office/word/2024/wordml/sdtformatlock" xmlns:w16se="http://schemas.microsoft.com/office/word/2015/wordml/symex" xmlns:wpg="http://schemas.microsoft.com/office/word/2010/wordprocessingGroup" xmlns:wpi="http://schemas.microsoft.com/office/word/2010/wordprocessingInk" xmlns:wne="http://schemas.microsoft.com/office/word/2006/wordml" xmlns:wps="http://schemas.microsoft.com/office/word/2010/wordprocessingShape" mc:Ignorable="w14 w15 w16se w16cid w16 w16cex w16sdtdh w16sdtfl w16du wp14">
-  <w:p>
-    <w:pPr>
-      <w:pStyle w:val="ab"/>
-    </w:pPr>
     <w:r>
       <w:rPr>
         <w:noProof/>
@@ -10159,7 +10140,7 @@
 </w:hdr>
 </file>
 
-<file path=word/header3.xml><?xml version="1.0" encoding="utf-8"?>
+<file path=word/header2.xml><?xml version="1.0" encoding="utf-8"?>
 <w:hdr xmlns:wpc="http://schemas.microsoft.com/office/word/2010/wordprocessingCanvas" xmlns:cx="http://schemas.microsoft.com/office/drawing/2014/chartex" xmlns:cx1="http://schemas.microsoft.com/office/drawing/2015/9/8/chartex" xmlns:cx2="http://schemas.microsoft.com/office/drawing/2015/10/21/chartex" xmlns:cx3="http://schemas.microsoft.com/office/drawing/2016/5/9/chartex" xmlns:cx4="http://schemas.microsoft.com/office/drawing/2016/5/10/chartex" xmlns:cx5="http://schemas.microsoft.com/office/drawing/2016/5/11/chartex" xmlns:cx6="http://schemas.microsoft.com/office/drawing/2016/5/12/chartex" xmlns:cx7="http://schemas.microsoft.com/office/drawing/2016/5/13/chartex" xmlns:cx8="http://schemas.microsoft.com/office/drawing/2016/5/14/chartex" xmlns:mc="http://schemas.openxmlformats.org/markup-compatibility/2006" xmlns:aink="http://schemas.microsoft.com/office/drawing/2016/ink" xmlns:am3d="http://schemas.microsoft.com/office/drawing/2017/model3d" xmlns:o="urn:schemas-microsoft-com:office:office" xmlns:oel="http://schemas.microsoft.com/office/2019/extlst" xmlns:r="http://schemas.openxmlformats.org/officeDocument/2006/relationships" xmlns:m="http://schemas.openxmlformats.org/officeDocument/2006/math" xmlns:v="urn:schemas-microsoft-com:vml" xmlns:wp14="http://schemas.microsoft.com/office/word/2010/wordprocessingDrawing" xmlns:wp="http://schemas.openxmlformats.org/drawingml/2006/wordprocessingDrawing" xmlns:w10="urn:schemas-microsoft-com:office:word" xmlns:w="http://schemas.openxmlformats.org/wordprocessingml/2006/main" xmlns:w14="http://schemas.microsoft.com/office/word/2010/wordml" xmlns:w15="http://schemas.microsoft.com/office/word/2012/wordml" xmlns:w16cex="http://schemas.microsoft.com/office/word/2018/wordml/cex" xmlns:w16cid="http://schemas.microsoft.com/office/word/2016/wordml/cid" xmlns:w16="http://schemas.microsoft.com/office/word/2018/wordml" xmlns:w16du="http://schemas.microsoft.com/office/word/2023/wordml/word16du" xmlns:w16sdtdh="http://schemas.microsoft.com/office/word/2020/wordml/sdtdatahash" xmlns:w16sdtfl="http://schemas.microsoft.com/office/word/2024/wordml/sdtformatlock" xmlns:w16se="http://schemas.microsoft.com/office/word/2015/wordml/symex" xmlns:wpg="http://schemas.microsoft.com/office/word/2010/wordprocessingGroup" xmlns:wpi="http://schemas.microsoft.com/office/word/2010/wordprocessingInk" xmlns:wne="http://schemas.microsoft.com/office/word/2006/wordml" xmlns:wps="http://schemas.microsoft.com/office/word/2010/wordprocessingShape" mc:Ignorable="w14 w15 w16se w16cid w16 w16cex w16sdtdh w16sdtfl w16du wp14">
   <w:tbl>
     <w:tblPr>
